--- a/paper/these/Soufi_these_chapitres_3_4.docx
+++ b/paper/these/Soufi_these_chapitres_3_4.docx
@@ -47,7 +47,7 @@
           <w:sz w:val="24"/>
           <w:szCs w:val="24"/>
         </w:rPr>
-        <w:t xml:space="preserve">Le chapitre précédent a établi l'intérêt du rejet actif de perturbation d'ordre fractionnaire (ADRC-FOPID) pour la suppression du broutement, sur un modèle de pièce ramené à une dynamique dominante et piloté par un actionneur supposé parfait. Sa conclusion identifiait deux idéalisations à lever : une dynamique de pièce figée et un actionneur sans limites physiques. Le présent chapitre lève ces deux hypothèses sur la configuration la plus exigeante du fraisage de finition : la paroi mince flexible, dont la dynamique est multimodale, variable le long du trajet d'outil, et dont l'actionneur piézoélectrique sature à une tension finie.</w:t>
+        <w:t xml:space="preserve">Le chapitre précédent a établi l'intérêt du rejet actif de perturbation d'ordre fractionnaire (ADRC-FOPID) pour la suppression du broutement, sur un modèle de pièce ramené à une dynamique dominante et piloté par un actionneur supposé parfait. Sa conclusion identifiait deux idéalisations à lever : une dynamique de pièce figée et un actionneur sans limites physiques. Le présent chapitre DÉVELOPPE cette même stratégie — l'observateur d'état étendu associé à une loi de commande fractionnaire — et la porte sur la configuration la plus exigeante du fraisage de finition : la paroi mince flexible, dont la dynamique est multimodale, variable le long du trajet d'outil, non minimum de phase depuis le capteur du montage, et dont l'actionneur piézoélectrique sature à une tension finie. On montrera que le portage naïf échoue structurellement, que quatre développements — tous linéaires — sont nécessaires et suffisants, et que l'architecture aboutie (la loi fractionnaire appliquée aux estimées de l'observateur, fidèle au chapitre 2) devient le meilleur correcteur sans modèle de toute l'étude sur ce capteur.</w:t>
       </w:r>
     </w:p>
     <w:p>
@@ -151,7 +151,7 @@
           <w:sz w:val="24"/>
           <w:szCs w:val="24"/>
         </w:rPr>
-        <w:t xml:space="preserve">une comparaison honnête de quatre classes de correcteurs sur le capteur d'origine du montage, dont le caractère non minimum de phase s'avère décisif : la LQG à modèle complet fonctionne, l'ADRC classique échoue à toutes les bandes passantes, le FOPID seul survit mais faiblement ;</w:t>
+        <w:t xml:space="preserve">la démonstration calculée que le portage naïf de chaque ingrédient du chapitre 2 échoue sur ce capteur non minimum de phase : l'observateur d'état étendu classique échoue à toutes les bandes passantes, le correcteur fractionnaire seul survit mais faiblement, tandis que la LQG à modèle complet sert de référence exigeante ;</w:t>
       </w:r>
     </w:p>
     <w:p>
@@ -170,7 +170,7 @@
           <w:sz w:val="24"/>
           <w:szCs w:val="24"/>
         </w:rPr>
-        <w:t xml:space="preserve">un correcteur hybride ADRC–FOPID co-conçu qui rend le rejet de perturbation utilisable sur ce capteur, puis une seconde itération (fuite d'observateur, filtre de roll-off, objectif min-max robuste) qui en corrige les faiblesses calculées — avec les coûts et l'échec résiduel énoncés sans détour.</w:t>
+        <w:t xml:space="preserve">les quatre développements (gain effectif signé libre, limitation de bande de l'observateur, fuite de l'état de perturbation, roll-off d'injection) qui rendent la stratégie du chapitre 2 viable sur la paroi mince, explorés d'abord sur une variante parallèle (hybride ADRC–FOPID) puis aboutis sur l'architecture série du chapitre 2 — la loi fractionnaire sur les estimées (FADRC) — qui atteint 1,02 mm de profondeur faisable, un état de surface de classe LQG et une robustesse de dérive bilatérale, fermant le problème resté ouvert sur les variantes intermédiaires.</w:t>
       </w:r>
     </w:p>
     <w:p>
@@ -1806,7 +1806,7 @@
           <w:sz w:val="28"/>
           <w:szCs w:val="28"/>
         </w:rPr>
-        <w:t xml:space="preserve">3.6. Comparaison des correcteurs sur le capteur d'origine (pointe)</w:t>
+        <w:t xml:space="preserve">3.6. Le portage naïf de la stratégie échoue sur le capteur de la paroi</w:t>
       </w:r>
     </w:p>
     <w:p>
@@ -1854,7 +1854,7 @@
           <w:sz w:val="24"/>
           <w:szCs w:val="24"/>
         </w:rPr>
-        <w:t xml:space="preserve">3.6.2. Résultats : une hiérarchie tranchée</w:t>
+        <w:t xml:space="preserve">3.6.2. Résultats du portage naïf : une hiérarchie tranchée</w:t>
       </w:r>
     </w:p>
     <w:p>
@@ -2539,6 +2539,112 @@
                 <w:szCs w:val="21"/>
               </w:rPr>
               <w:t xml:space="preserve">37 μm (saturé)</w:t>
+            </w:r>
+          </w:p>
+        </w:tc>
+      </w:tr>
+      <w:tr>
+        <w:tc>
+          <w:tcPr>
+            <w:tcW w:type="dxa" w:w="2258"/>
+            <w:tcMar>
+              <w:top w:type="dxa" w:w="60"/>
+              <w:left w:type="dxa" w:w="80"/>
+              <w:bottom w:type="dxa" w:w="60"/>
+              <w:right w:type="dxa" w:w="80"/>
+            </w:tcMar>
+          </w:tcPr>
+          <w:p>
+            <w:pPr>
+              <w:jc w:val="center"/>
+            </w:pPr>
+            <w:r>
+              <w:rPr>
+                <w:rFonts w:ascii="Times New Roman" w:cs="Times New Roman" w:eastAsia="Times New Roman" w:hAnsi="Times New Roman"/>
+                <w:b w:val="false"/>
+                <w:bCs w:val="false"/>
+                <w:sz w:val="21"/>
+                <w:szCs w:val="21"/>
+              </w:rPr>
+              <w:t xml:space="preserve">FADRC développé (§3.9)</w:t>
+            </w:r>
+          </w:p>
+        </w:tc>
+        <w:tc>
+          <w:tcPr>
+            <w:tcW w:type="dxa" w:w="2258"/>
+            <w:tcMar>
+              <w:top w:type="dxa" w:w="60"/>
+              <w:left w:type="dxa" w:w="80"/>
+              <w:bottom w:type="dxa" w:w="60"/>
+              <w:right w:type="dxa" w:w="80"/>
+            </w:tcMar>
+          </w:tcPr>
+          <w:p>
+            <w:pPr>
+              <w:jc w:val="center"/>
+            </w:pPr>
+            <w:r>
+              <w:rPr>
+                <w:rFonts w:ascii="Times New Roman" w:cs="Times New Roman" w:eastAsia="Times New Roman" w:hAnsi="Times New Roman"/>
+                <w:b w:val="false"/>
+                <w:bCs w:val="false"/>
+                <w:sz w:val="21"/>
+                <w:szCs w:val="21"/>
+              </w:rPr>
+              <w:t xml:space="preserve">b₀_eff, ω_o (recherchés)</w:t>
+            </w:r>
+          </w:p>
+        </w:tc>
+        <w:tc>
+          <w:tcPr>
+            <w:tcW w:type="dxa" w:w="2258"/>
+            <w:tcMar>
+              <w:top w:type="dxa" w:w="60"/>
+              <w:left w:type="dxa" w:w="80"/>
+              <w:bottom w:type="dxa" w:w="60"/>
+              <w:right w:type="dxa" w:w="80"/>
+            </w:tcMar>
+          </w:tcPr>
+          <w:p>
+            <w:pPr>
+              <w:jc w:val="center"/>
+            </w:pPr>
+            <w:r>
+              <w:rPr>
+                <w:rFonts w:ascii="Times New Roman" w:cs="Times New Roman" w:eastAsia="Times New Roman" w:hAnsi="Times New Roman"/>
+                <w:b w:val="false"/>
+                <w:bCs w:val="false"/>
+                <w:sz w:val="21"/>
+                <w:szCs w:val="21"/>
+              </w:rPr>
+              <w:t xml:space="preserve">1,02 mm</w:t>
+            </w:r>
+          </w:p>
+        </w:tc>
+        <w:tc>
+          <w:tcPr>
+            <w:tcW w:type="dxa" w:w="2258"/>
+            <w:tcMar>
+              <w:top w:type="dxa" w:w="60"/>
+              <w:left w:type="dxa" w:w="80"/>
+              <w:bottom w:type="dxa" w:w="60"/>
+              <w:right w:type="dxa" w:w="80"/>
+            </w:tcMar>
+          </w:tcPr>
+          <w:p>
+            <w:pPr>
+              <w:jc w:val="center"/>
+            </w:pPr>
+            <w:r>
+              <w:rPr>
+                <w:rFonts w:ascii="Times New Roman" w:cs="Times New Roman" w:eastAsia="Times New Roman" w:hAnsi="Times New Roman"/>
+                <w:b w:val="false"/>
+                <w:bCs w:val="false"/>
+                <w:sz w:val="21"/>
+                <w:szCs w:val="21"/>
+              </w:rPr>
+              <w:t xml:space="preserve">0,41 μm (10 V)</w:t>
             </w:r>
           </w:p>
         </w:tc>
@@ -2622,7 +2728,7 @@
           <w:sz w:val="22"/>
           <w:szCs w:val="22"/>
         </w:rPr>
-        <w:t xml:space="preserve">Figure 3-2. Comparaison sur le seul capteur de pointe (mesure d'origine du montage) : (a) profondeurs faisables ; (b) réponses temporelles à 0,5 mm — les trajectoires divergentes s'interrompent au seuil de broutement ; (c) rejet à 0,15 mm ; (d) robustesse à la dérive fréquentielle.</w:t>
+        <w:t xml:space="preserve">Figure 3-2. Comparaison sur le seul capteur de pointe (mesure d'origine du montage), y compris l'architecture aboutie FADRC du §3.9 : (a) profondeurs faisables ; (b) réponses temporelles à 0,5 mm — les trajectoires divergentes s'interrompent au seuil de broutement ; (c) rejet à 0,15 mm ; (d) robustesse à la dérive fréquentielle — le FADRC est robuste des deux côtés.</w:t>
       </w:r>
     </w:p>
     <w:p>
@@ -2639,7 +2745,7 @@
           <w:sz w:val="28"/>
           <w:szCs w:val="28"/>
         </w:rPr>
-        <w:t xml:space="preserve">3.7. Correcteur hybride ADRC–FOPID co-conçu</w:t>
+        <w:t xml:space="preserve">3.7. Les quatre développements, explorés sur la variante parallèle (hybride)</w:t>
       </w:r>
     </w:p>
     <w:p>
@@ -2790,7 +2896,7 @@
           <w:sz w:val="28"/>
           <w:szCs w:val="28"/>
         </w:rPr>
-        <w:t xml:space="preserve">3.8. Seconde itération : fuite d'observateur, roll-off d'injection, min-max robuste</w:t>
+        <w:t xml:space="preserve">3.8. Maturation de la variante parallèle : fuite, roll-off, min-max robuste</w:t>
       </w:r>
     </w:p>
     <w:p>
@@ -3601,7 +3707,24 @@
           <w:sz w:val="28"/>
           <w:szCs w:val="28"/>
         </w:rPr>
-        <w:t xml:space="preserve">3.9. Conclusion du chapitre</w:t>
+        <w:t xml:space="preserve">3.9. L'architecture aboutie : la loi fractionnaire sur les estimées (FADRC)</w:t>
+      </w:r>
+    </w:p>
+    <w:p>
+      <w:pPr>
+        <w:pStyle w:val="Heading3"/>
+        <w:spacing w:after="120" w:before="200"/>
+      </w:pPr>
+      <w:r>
+        <w:rPr>
+          <w:rFonts w:ascii="Times New Roman" w:cs="Times New Roman" w:eastAsia="Times New Roman" w:hAnsi="Times New Roman"/>
+          <w:b/>
+          <w:bCs/>
+          <w:color w:val="000000"/>
+          <w:sz w:val="24"/>
+          <w:szCs w:val="24"/>
+        </w:rPr>
+        <w:t xml:space="preserve">3.9.1. Retour à l'architecture du chapitre 2</w:t>
       </w:r>
     </w:p>
     <w:p>
@@ -3615,7 +3738,946 @@
           <w:sz w:val="24"/>
           <w:szCs w:val="24"/>
         </w:rPr>
-        <w:t xml:space="preserve">Sur le capteur d'origine du montage — une mesure de pointe non minimum de phase — la hiérarchie des correcteurs est tranchée et entièrement calculée : la LQG à modèle complet est la seule classe pleinement viable (1,29 mm, meilleur état de surface, seule survivante à −20 % de dérive) ; l'ADRC classique échoue structurellement ; le FOPID seul est marginal ; et l'hybride co-conçu — la contribution centrale du chapitre — rend le rejet de perturbation utilisable (0,83 mm, quatre fois la meilleure structure fixe), sa seconde itération ramenant l'état de surface à la classe LQG aux faibles profondeurs au prix d'une marge réduite. Deux règles générales s'en dégagent : la co-conception (et non l'ajout a posteriori) est la condition d'existence d'un observateur de perturbation sur un canal NMP ; et ni une frontière linéaire, ni un certificat de robustesse établi sur le modèle de conception ne doivent être crus avant revalidation sur la plante raffinée saturée. Le chapitre suivant lève la dernière contrainte de ce cadre — le choix imposé du capteur — et porte l'analyse au niveau du procédé complet : co-conception de l'emplacement des transducteurs, capteur colocalisé, enlèvement de matière en cours d'usinage et simulation continue multi-passes.</w:t>
+        <w:t xml:space="preserve">Les variantes précédentes appliquaient le façonnage fractionnaire à la mesure brute, en parallèle de l'observateur. L'architecture du chapitre 2 est différente : la loi fractionnaire y agit sur les ESTIMÉES de l'observateur, à l'intérieur de la boucle de rejet :</w:t>
+      </w:r>
+    </w:p>
+    <w:p>
+      <w:pPr>
+        <w:tabs>
+          <w:tab w:val="right" w:pos="9026"/>
+        </w:tabs>
+        <w:spacing w:after="120" w:before="120"/>
+        <w:ind w:left="567"/>
+      </w:pPr>
+      <w:r>
+        <w:rPr>
+          <w:rFonts w:ascii="Times New Roman" w:cs="Times New Roman" w:eastAsia="Times New Roman" w:hAnsi="Times New Roman"/>
+          <w:i/>
+          <w:iCs/>
+          <w:sz w:val="24"/>
+          <w:szCs w:val="24"/>
+        </w:rPr>
+        <w:t xml:space="preserve">u = [ −K_p z₁ − K_i I^λ z₁ − K_d D^μ z₁ − z₃ ] / b₀_eff</w:t>
+      </w:r>
+      <w:r>
+        <w:rPr>
+          <w:rFonts w:ascii="Times New Roman" w:cs="Times New Roman" w:eastAsia="Times New Roman" w:hAnsi="Times New Roman"/>
+          <w:sz w:val="24"/>
+          <w:szCs w:val="24"/>
+        </w:rPr>
+        <w:t xml:space="preserve">	(3.5)</w:t>
+      </w:r>
+    </w:p>
+    <w:p>
+      <w:pPr>
+        <w:spacing w:after="120" w:line="300"/>
+        <w:jc w:val="both"/>
+      </w:pPr>
+      <w:r>
+        <w:rPr>
+          <w:rFonts w:ascii="Times New Roman" w:cs="Times New Roman" w:eastAsia="Times New Roman" w:hAnsi="Times New Roman"/>
+          <w:sz w:val="24"/>
+          <w:szCs w:val="24"/>
+        </w:rPr>
+        <w:t xml:space="preserve">C'est cette architecture série qui est ici portée sur la paroi mince, munie des quatre développements du §3.7 (b₀_eff signé libre, bande d'observateur ω_o libre, fuite ε sur z₃, roll-off ω_f sur l'injection). Les opérateurs I^λ et D^μ sont réalisés par la même approximation d'Oustaloup validée ; l'ensemble reste un système linéaire strictement causal qui s'exporte dans la monodromie CL-SD (export vérifié contre la forme analytique à 10⁻¹³ près) ; les neuf paramètres sont co-recherchés par évolution différentielle sur le rayon spectral — la même famille de métaheuristiques que le PSO du chapitre 2, appliquée au vrai critère de broutement — puis l'échelle de gain déployée est sélectionnée par la métrique faisable ; la frontière retenue est contre-vérifiée par encadrement temporel indépendant (stable à 0,95 mm, instable à 1,10 mm).</w:t>
+      </w:r>
+    </w:p>
+    <w:p>
+      <w:pPr>
+        <w:pStyle w:val="Heading3"/>
+        <w:spacing w:after="120" w:before="200"/>
+      </w:pPr>
+      <w:r>
+        <w:rPr>
+          <w:rFonts w:ascii="Times New Roman" w:cs="Times New Roman" w:eastAsia="Times New Roman" w:hAnsi="Times New Roman"/>
+          <w:b/>
+          <w:bCs/>
+          <w:color w:val="000000"/>
+          <w:sz w:val="24"/>
+          <w:szCs w:val="24"/>
+        </w:rPr>
+        <w:t xml:space="preserve">3.9.2. Résultats : le meilleur correcteur sans modèle de l'étude</w:t>
+      </w:r>
+    </w:p>
+    <w:p>
+      <w:pPr>
+        <w:spacing w:after="80" w:before="160"/>
+        <w:jc w:val="center"/>
+      </w:pPr>
+      <w:r>
+        <w:rPr>
+          <w:rFonts w:ascii="Times New Roman" w:cs="Times New Roman" w:eastAsia="Times New Roman" w:hAnsi="Times New Roman"/>
+          <w:sz w:val="22"/>
+          <w:szCs w:val="22"/>
+        </w:rPr>
+        <w:t xml:space="preserve">Tableau 3-4. L'architecture FADRC développée domine toutes les variantes de rétroaction de sortie (capteur de pointe, plante raffinée, ±150 V).</w:t>
+      </w:r>
+    </w:p>
+    <w:tbl>
+      <w:tblPr>
+        <w:tblW w:type="dxa" w:w="9026"/>
+        <w:tblBorders>
+          <w:top w:val="single" w:color="auto" w:sz="4"/>
+          <w:left w:val="single" w:color="auto" w:sz="4"/>
+          <w:bottom w:val="single" w:color="auto" w:sz="4"/>
+          <w:right w:val="single" w:color="auto" w:sz="4"/>
+          <w:insideH w:val="single" w:color="auto" w:sz="4"/>
+          <w:insideV w:val="single" w:color="auto" w:sz="4"/>
+        </w:tblBorders>
+      </w:tblPr>
+      <w:tblGrid>
+        <w:gridCol w:w="1806"/>
+        <w:gridCol w:w="1805"/>
+        <w:gridCol w:w="1805"/>
+        <w:gridCol w:w="1805"/>
+        <w:gridCol w:w="1805"/>
+      </w:tblGrid>
+      <w:tr>
+        <w:tc>
+          <w:tcPr>
+            <w:tcW w:type="dxa" w:w="1806"/>
+            <w:shd w:fill="E8E8E8" w:val="clear"/>
+            <w:tcMar>
+              <w:top w:type="dxa" w:w="60"/>
+              <w:left w:type="dxa" w:w="80"/>
+              <w:bottom w:type="dxa" w:w="60"/>
+              <w:right w:type="dxa" w:w="80"/>
+            </w:tcMar>
+          </w:tcPr>
+          <w:p>
+            <w:pPr>
+              <w:jc w:val="center"/>
+            </w:pPr>
+            <w:r>
+              <w:rPr>
+                <w:rFonts w:ascii="Times New Roman" w:cs="Times New Roman" w:eastAsia="Times New Roman" w:hAnsi="Times New Roman"/>
+                <w:b/>
+                <w:bCs/>
+                <w:sz w:val="21"/>
+                <w:szCs w:val="21"/>
+              </w:rPr>
+              <w:t xml:space="preserve">Correcteur</w:t>
+            </w:r>
+          </w:p>
+        </w:tc>
+        <w:tc>
+          <w:tcPr>
+            <w:tcW w:type="dxa" w:w="1806"/>
+            <w:shd w:fill="E8E8E8" w:val="clear"/>
+            <w:tcMar>
+              <w:top w:type="dxa" w:w="60"/>
+              <w:left w:type="dxa" w:w="80"/>
+              <w:bottom w:type="dxa" w:w="60"/>
+              <w:right w:type="dxa" w:w="80"/>
+            </w:tcMar>
+          </w:tcPr>
+          <w:p>
+            <w:pPr>
+              <w:jc w:val="center"/>
+            </w:pPr>
+            <w:r>
+              <w:rPr>
+                <w:rFonts w:ascii="Times New Roman" w:cs="Times New Roman" w:eastAsia="Times New Roman" w:hAnsi="Times New Roman"/>
+                <w:b/>
+                <w:bCs/>
+                <w:sz w:val="21"/>
+                <w:szCs w:val="21"/>
+              </w:rPr>
+              <w:t xml:space="preserve">a_p faisable</w:t>
+            </w:r>
+          </w:p>
+        </w:tc>
+        <w:tc>
+          <w:tcPr>
+            <w:tcW w:type="dxa" w:w="1806"/>
+            <w:shd w:fill="E8E8E8" w:val="clear"/>
+            <w:tcMar>
+              <w:top w:type="dxa" w:w="60"/>
+              <w:left w:type="dxa" w:w="80"/>
+              <w:bottom w:type="dxa" w:w="60"/>
+              <w:right w:type="dxa" w:w="80"/>
+            </w:tcMar>
+          </w:tcPr>
+          <w:p>
+            <w:pPr>
+              <w:jc w:val="center"/>
+            </w:pPr>
+            <w:r>
+              <w:rPr>
+                <w:rFonts w:ascii="Times New Roman" w:cs="Times New Roman" w:eastAsia="Times New Roman" w:hAnsi="Times New Roman"/>
+                <w:b/>
+                <w:bCs/>
+                <w:sz w:val="21"/>
+                <w:szCs w:val="21"/>
+              </w:rPr>
+              <w:t xml:space="preserve">RMS à 0,15 mm</w:t>
+            </w:r>
+          </w:p>
+        </w:tc>
+        <w:tc>
+          <w:tcPr>
+            <w:tcW w:type="dxa" w:w="1806"/>
+            <w:shd w:fill="E8E8E8" w:val="clear"/>
+            <w:tcMar>
+              <w:top w:type="dxa" w:w="60"/>
+              <w:left w:type="dxa" w:w="80"/>
+              <w:bottom w:type="dxa" w:w="60"/>
+              <w:right w:type="dxa" w:w="80"/>
+            </w:tcMar>
+          </w:tcPr>
+          <w:p>
+            <w:pPr>
+              <w:jc w:val="center"/>
+            </w:pPr>
+            <w:r>
+              <w:rPr>
+                <w:rFonts w:ascii="Times New Roman" w:cs="Times New Roman" w:eastAsia="Times New Roman" w:hAnsi="Times New Roman"/>
+                <w:b/>
+                <w:bCs/>
+                <w:sz w:val="21"/>
+                <w:szCs w:val="21"/>
+              </w:rPr>
+              <w:t xml:space="preserve">Frontière linéaire (plante raffinée)</w:t>
+            </w:r>
+          </w:p>
+        </w:tc>
+        <w:tc>
+          <w:tcPr>
+            <w:tcW w:type="dxa" w:w="1806"/>
+            <w:shd w:fill="E8E8E8" w:val="clear"/>
+            <w:tcMar>
+              <w:top w:type="dxa" w:w="60"/>
+              <w:left w:type="dxa" w:w="80"/>
+              <w:bottom w:type="dxa" w:w="60"/>
+              <w:right w:type="dxa" w:w="80"/>
+            </w:tcMar>
+          </w:tcPr>
+          <w:p>
+            <w:pPr>
+              <w:jc w:val="center"/>
+            </w:pPr>
+            <w:r>
+              <w:rPr>
+                <w:rFonts w:ascii="Times New Roman" w:cs="Times New Roman" w:eastAsia="Times New Roman" w:hAnsi="Times New Roman"/>
+                <w:b/>
+                <w:bCs/>
+                <w:sz w:val="21"/>
+                <w:szCs w:val="21"/>
+              </w:rPr>
+              <w:t xml:space="preserve">Dérive −20 % / +20 %</w:t>
+            </w:r>
+          </w:p>
+        </w:tc>
+      </w:tr>
+      <w:tr>
+        <w:tc>
+          <w:tcPr>
+            <w:tcW w:type="dxa" w:w="1806"/>
+            <w:tcMar>
+              <w:top w:type="dxa" w:w="60"/>
+              <w:left w:type="dxa" w:w="80"/>
+              <w:bottom w:type="dxa" w:w="60"/>
+              <w:right w:type="dxa" w:w="80"/>
+            </w:tcMar>
+          </w:tcPr>
+          <w:p>
+            <w:pPr>
+              <w:jc w:val="center"/>
+            </w:pPr>
+            <w:r>
+              <w:rPr>
+                <w:rFonts w:ascii="Times New Roman" w:cs="Times New Roman" w:eastAsia="Times New Roman" w:hAnsi="Times New Roman"/>
+                <w:b w:val="false"/>
+                <w:bCs w:val="false"/>
+                <w:sz w:val="21"/>
+                <w:szCs w:val="21"/>
+              </w:rPr>
+              <w:t xml:space="preserve">ADRC classique</w:t>
+            </w:r>
+          </w:p>
+        </w:tc>
+        <w:tc>
+          <w:tcPr>
+            <w:tcW w:type="dxa" w:w="1806"/>
+            <w:tcMar>
+              <w:top w:type="dxa" w:w="60"/>
+              <w:left w:type="dxa" w:w="80"/>
+              <w:bottom w:type="dxa" w:w="60"/>
+              <w:right w:type="dxa" w:w="80"/>
+            </w:tcMar>
+          </w:tcPr>
+          <w:p>
+            <w:pPr>
+              <w:jc w:val="center"/>
+            </w:pPr>
+            <w:r>
+              <w:rPr>
+                <w:rFonts w:ascii="Times New Roman" w:cs="Times New Roman" w:eastAsia="Times New Roman" w:hAnsi="Times New Roman"/>
+                <w:b w:val="false"/>
+                <w:bCs w:val="false"/>
+                <w:sz w:val="21"/>
+                <w:szCs w:val="21"/>
+              </w:rPr>
+              <w:t xml:space="preserve">0,00 mm</w:t>
+            </w:r>
+          </w:p>
+        </w:tc>
+        <w:tc>
+          <w:tcPr>
+            <w:tcW w:type="dxa" w:w="1806"/>
+            <w:tcMar>
+              <w:top w:type="dxa" w:w="60"/>
+              <w:left w:type="dxa" w:w="80"/>
+              <w:bottom w:type="dxa" w:w="60"/>
+              <w:right w:type="dxa" w:w="80"/>
+            </w:tcMar>
+          </w:tcPr>
+          <w:p>
+            <w:pPr>
+              <w:jc w:val="center"/>
+            </w:pPr>
+            <w:r>
+              <w:rPr>
+                <w:rFonts w:ascii="Times New Roman" w:cs="Times New Roman" w:eastAsia="Times New Roman" w:hAnsi="Times New Roman"/>
+                <w:b w:val="false"/>
+                <w:bCs w:val="false"/>
+                <w:sz w:val="21"/>
+                <w:szCs w:val="21"/>
+              </w:rPr>
+              <w:t xml:space="preserve">—</w:t>
+            </w:r>
+          </w:p>
+        </w:tc>
+        <w:tc>
+          <w:tcPr>
+            <w:tcW w:type="dxa" w:w="1806"/>
+            <w:tcMar>
+              <w:top w:type="dxa" w:w="60"/>
+              <w:left w:type="dxa" w:w="80"/>
+              <w:bottom w:type="dxa" w:w="60"/>
+              <w:right w:type="dxa" w:w="80"/>
+            </w:tcMar>
+          </w:tcPr>
+          <w:p>
+            <w:pPr>
+              <w:jc w:val="center"/>
+            </w:pPr>
+            <w:r>
+              <w:rPr>
+                <w:rFonts w:ascii="Times New Roman" w:cs="Times New Roman" w:eastAsia="Times New Roman" w:hAnsi="Times New Roman"/>
+                <w:b w:val="false"/>
+                <w:bCs w:val="false"/>
+                <w:sz w:val="21"/>
+                <w:szCs w:val="21"/>
+              </w:rPr>
+              <w:t xml:space="preserve">0,01 mm</w:t>
+            </w:r>
+          </w:p>
+        </w:tc>
+        <w:tc>
+          <w:tcPr>
+            <w:tcW w:type="dxa" w:w="1806"/>
+            <w:tcMar>
+              <w:top w:type="dxa" w:w="60"/>
+              <w:left w:type="dxa" w:w="80"/>
+              <w:bottom w:type="dxa" w:w="60"/>
+              <w:right w:type="dxa" w:w="80"/>
+            </w:tcMar>
+          </w:tcPr>
+          <w:p>
+            <w:pPr>
+              <w:jc w:val="center"/>
+            </w:pPr>
+            <w:r>
+              <w:rPr>
+                <w:rFonts w:ascii="Times New Roman" w:cs="Times New Roman" w:eastAsia="Times New Roman" w:hAnsi="Times New Roman"/>
+                <w:b w:val="false"/>
+                <w:bCs w:val="false"/>
+                <w:sz w:val="21"/>
+                <w:szCs w:val="21"/>
+              </w:rPr>
+              <w:t xml:space="preserve">0 / 0</w:t>
+            </w:r>
+          </w:p>
+        </w:tc>
+      </w:tr>
+      <w:tr>
+        <w:tc>
+          <w:tcPr>
+            <w:tcW w:type="dxa" w:w="1806"/>
+            <w:tcMar>
+              <w:top w:type="dxa" w:w="60"/>
+              <w:left w:type="dxa" w:w="80"/>
+              <w:bottom w:type="dxa" w:w="60"/>
+              <w:right w:type="dxa" w:w="80"/>
+            </w:tcMar>
+          </w:tcPr>
+          <w:p>
+            <w:pPr>
+              <w:jc w:val="center"/>
+            </w:pPr>
+            <w:r>
+              <w:rPr>
+                <w:rFonts w:ascii="Times New Roman" w:cs="Times New Roman" w:eastAsia="Times New Roman" w:hAnsi="Times New Roman"/>
+                <w:b w:val="false"/>
+                <w:bCs w:val="false"/>
+                <w:sz w:val="21"/>
+                <w:szCs w:val="21"/>
+              </w:rPr>
+              <w:t xml:space="preserve">FOPID seul</w:t>
+            </w:r>
+          </w:p>
+        </w:tc>
+        <w:tc>
+          <w:tcPr>
+            <w:tcW w:type="dxa" w:w="1806"/>
+            <w:tcMar>
+              <w:top w:type="dxa" w:w="60"/>
+              <w:left w:type="dxa" w:w="80"/>
+              <w:bottom w:type="dxa" w:w="60"/>
+              <w:right w:type="dxa" w:w="80"/>
+            </w:tcMar>
+          </w:tcPr>
+          <w:p>
+            <w:pPr>
+              <w:jc w:val="center"/>
+            </w:pPr>
+            <w:r>
+              <w:rPr>
+                <w:rFonts w:ascii="Times New Roman" w:cs="Times New Roman" w:eastAsia="Times New Roman" w:hAnsi="Times New Roman"/>
+                <w:b w:val="false"/>
+                <w:bCs w:val="false"/>
+                <w:sz w:val="21"/>
+                <w:szCs w:val="21"/>
+              </w:rPr>
+              <w:t xml:space="preserve">0,20 mm</w:t>
+            </w:r>
+          </w:p>
+        </w:tc>
+        <w:tc>
+          <w:tcPr>
+            <w:tcW w:type="dxa" w:w="1806"/>
+            <w:tcMar>
+              <w:top w:type="dxa" w:w="60"/>
+              <w:left w:type="dxa" w:w="80"/>
+              <w:bottom w:type="dxa" w:w="60"/>
+              <w:right w:type="dxa" w:w="80"/>
+            </w:tcMar>
+          </w:tcPr>
+          <w:p>
+            <w:pPr>
+              <w:jc w:val="center"/>
+            </w:pPr>
+            <w:r>
+              <w:rPr>
+                <w:rFonts w:ascii="Times New Roman" w:cs="Times New Roman" w:eastAsia="Times New Roman" w:hAnsi="Times New Roman"/>
+                <w:b w:val="false"/>
+                <w:bCs w:val="false"/>
+                <w:sz w:val="21"/>
+                <w:szCs w:val="21"/>
+              </w:rPr>
+              <w:t xml:space="preserve">1,30 μm</w:t>
+            </w:r>
+          </w:p>
+        </w:tc>
+        <w:tc>
+          <w:tcPr>
+            <w:tcW w:type="dxa" w:w="1806"/>
+            <w:tcMar>
+              <w:top w:type="dxa" w:w="60"/>
+              <w:left w:type="dxa" w:w="80"/>
+              <w:bottom w:type="dxa" w:w="60"/>
+              <w:right w:type="dxa" w:w="80"/>
+            </w:tcMar>
+          </w:tcPr>
+          <w:p>
+            <w:pPr>
+              <w:jc w:val="center"/>
+            </w:pPr>
+            <w:r>
+              <w:rPr>
+                <w:rFonts w:ascii="Times New Roman" w:cs="Times New Roman" w:eastAsia="Times New Roman" w:hAnsi="Times New Roman"/>
+                <w:b w:val="false"/>
+                <w:bCs w:val="false"/>
+                <w:sz w:val="21"/>
+                <w:szCs w:val="21"/>
+              </w:rPr>
+              <w:t xml:space="preserve">—</w:t>
+            </w:r>
+          </w:p>
+        </w:tc>
+        <w:tc>
+          <w:tcPr>
+            <w:tcW w:type="dxa" w:w="1806"/>
+            <w:tcMar>
+              <w:top w:type="dxa" w:w="60"/>
+              <w:left w:type="dxa" w:w="80"/>
+              <w:bottom w:type="dxa" w:w="60"/>
+              <w:right w:type="dxa" w:w="80"/>
+            </w:tcMar>
+          </w:tcPr>
+          <w:p>
+            <w:pPr>
+              <w:jc w:val="center"/>
+            </w:pPr>
+            <w:r>
+              <w:rPr>
+                <w:rFonts w:ascii="Times New Roman" w:cs="Times New Roman" w:eastAsia="Times New Roman" w:hAnsi="Times New Roman"/>
+                <w:b w:val="false"/>
+                <w:bCs w:val="false"/>
+                <w:sz w:val="21"/>
+                <w:szCs w:val="21"/>
+              </w:rPr>
+              <w:t xml:space="preserve">0,00 / 0,20 mm</w:t>
+            </w:r>
+          </w:p>
+        </w:tc>
+      </w:tr>
+      <w:tr>
+        <w:tc>
+          <w:tcPr>
+            <w:tcW w:type="dxa" w:w="1806"/>
+            <w:tcMar>
+              <w:top w:type="dxa" w:w="60"/>
+              <w:left w:type="dxa" w:w="80"/>
+              <w:bottom w:type="dxa" w:w="60"/>
+              <w:right w:type="dxa" w:w="80"/>
+            </w:tcMar>
+          </w:tcPr>
+          <w:p>
+            <w:pPr>
+              <w:jc w:val="center"/>
+            </w:pPr>
+            <w:r>
+              <w:rPr>
+                <w:rFonts w:ascii="Times New Roman" w:cs="Times New Roman" w:eastAsia="Times New Roman" w:hAnsi="Times New Roman"/>
+                <w:b w:val="false"/>
+                <w:bCs w:val="false"/>
+                <w:sz w:val="21"/>
+                <w:szCs w:val="21"/>
+              </w:rPr>
+              <w:t xml:space="preserve">Hybride v1 / v2-R</w:t>
+            </w:r>
+          </w:p>
+        </w:tc>
+        <w:tc>
+          <w:tcPr>
+            <w:tcW w:type="dxa" w:w="1806"/>
+            <w:tcMar>
+              <w:top w:type="dxa" w:w="60"/>
+              <w:left w:type="dxa" w:w="80"/>
+              <w:bottom w:type="dxa" w:w="60"/>
+              <w:right w:type="dxa" w:w="80"/>
+            </w:tcMar>
+          </w:tcPr>
+          <w:p>
+            <w:pPr>
+              <w:jc w:val="center"/>
+            </w:pPr>
+            <w:r>
+              <w:rPr>
+                <w:rFonts w:ascii="Times New Roman" w:cs="Times New Roman" w:eastAsia="Times New Roman" w:hAnsi="Times New Roman"/>
+                <w:b w:val="false"/>
+                <w:bCs w:val="false"/>
+                <w:sz w:val="21"/>
+                <w:szCs w:val="21"/>
+              </w:rPr>
+              <w:t xml:space="preserve">0,83 / 0,65 mm</w:t>
+            </w:r>
+          </w:p>
+        </w:tc>
+        <w:tc>
+          <w:tcPr>
+            <w:tcW w:type="dxa" w:w="1806"/>
+            <w:tcMar>
+              <w:top w:type="dxa" w:w="60"/>
+              <w:left w:type="dxa" w:w="80"/>
+              <w:bottom w:type="dxa" w:w="60"/>
+              <w:right w:type="dxa" w:w="80"/>
+            </w:tcMar>
+          </w:tcPr>
+          <w:p>
+            <w:pPr>
+              <w:jc w:val="center"/>
+            </w:pPr>
+            <w:r>
+              <w:rPr>
+                <w:rFonts w:ascii="Times New Roman" w:cs="Times New Roman" w:eastAsia="Times New Roman" w:hAnsi="Times New Roman"/>
+                <w:b w:val="false"/>
+                <w:bCs w:val="false"/>
+                <w:sz w:val="21"/>
+                <w:szCs w:val="21"/>
+              </w:rPr>
+              <w:t xml:space="preserve">37 / 0,29 μm</w:t>
+            </w:r>
+          </w:p>
+        </w:tc>
+        <w:tc>
+          <w:tcPr>
+            <w:tcW w:type="dxa" w:w="1806"/>
+            <w:tcMar>
+              <w:top w:type="dxa" w:w="60"/>
+              <w:left w:type="dxa" w:w="80"/>
+              <w:bottom w:type="dxa" w:w="60"/>
+              <w:right w:type="dxa" w:w="80"/>
+            </w:tcMar>
+          </w:tcPr>
+          <w:p>
+            <w:pPr>
+              <w:jc w:val="center"/>
+            </w:pPr>
+            <w:r>
+              <w:rPr>
+                <w:rFonts w:ascii="Times New Roman" w:cs="Times New Roman" w:eastAsia="Times New Roman" w:hAnsi="Times New Roman"/>
+                <w:b w:val="false"/>
+                <w:bCs w:val="false"/>
+                <w:sz w:val="21"/>
+                <w:szCs w:val="21"/>
+              </w:rPr>
+              <w:t xml:space="preserve">0,01 / 0,96 mm</w:t>
+            </w:r>
+          </w:p>
+        </w:tc>
+        <w:tc>
+          <w:tcPr>
+            <w:tcW w:type="dxa" w:w="1806"/>
+            <w:tcMar>
+              <w:top w:type="dxa" w:w="60"/>
+              <w:left w:type="dxa" w:w="80"/>
+              <w:bottom w:type="dxa" w:w="60"/>
+              <w:right w:type="dxa" w:w="80"/>
+            </w:tcMar>
+          </w:tcPr>
+          <w:p>
+            <w:pPr>
+              <w:jc w:val="center"/>
+            </w:pPr>
+            <w:r>
+              <w:rPr>
+                <w:rFonts w:ascii="Times New Roman" w:cs="Times New Roman" w:eastAsia="Times New Roman" w:hAnsi="Times New Roman"/>
+                <w:b w:val="false"/>
+                <w:bCs w:val="false"/>
+                <w:sz w:val="21"/>
+                <w:szCs w:val="21"/>
+              </w:rPr>
+              <w:t xml:space="preserve">0,00 / 0,74 (v1)</w:t>
+            </w:r>
+          </w:p>
+        </w:tc>
+      </w:tr>
+      <w:tr>
+        <w:tc>
+          <w:tcPr>
+            <w:tcW w:type="dxa" w:w="1806"/>
+            <w:tcMar>
+              <w:top w:type="dxa" w:w="60"/>
+              <w:left w:type="dxa" w:w="80"/>
+              <w:bottom w:type="dxa" w:w="60"/>
+              <w:right w:type="dxa" w:w="80"/>
+            </w:tcMar>
+          </w:tcPr>
+          <w:p>
+            <w:pPr>
+              <w:jc w:val="center"/>
+            </w:pPr>
+            <w:r>
+              <w:rPr>
+                <w:rFonts w:ascii="Times New Roman" w:cs="Times New Roman" w:eastAsia="Times New Roman" w:hAnsi="Times New Roman"/>
+                <w:b w:val="false"/>
+                <w:bCs w:val="false"/>
+                <w:sz w:val="21"/>
+                <w:szCs w:val="21"/>
+              </w:rPr>
+              <w:t xml:space="preserve">FADRC développé</w:t>
+            </w:r>
+          </w:p>
+        </w:tc>
+        <w:tc>
+          <w:tcPr>
+            <w:tcW w:type="dxa" w:w="1806"/>
+            <w:tcMar>
+              <w:top w:type="dxa" w:w="60"/>
+              <w:left w:type="dxa" w:w="80"/>
+              <w:bottom w:type="dxa" w:w="60"/>
+              <w:right w:type="dxa" w:w="80"/>
+            </w:tcMar>
+          </w:tcPr>
+          <w:p>
+            <w:pPr>
+              <w:jc w:val="center"/>
+            </w:pPr>
+            <w:r>
+              <w:rPr>
+                <w:rFonts w:ascii="Times New Roman" w:cs="Times New Roman" w:eastAsia="Times New Roman" w:hAnsi="Times New Roman"/>
+                <w:b w:val="false"/>
+                <w:bCs w:val="false"/>
+                <w:sz w:val="21"/>
+                <w:szCs w:val="21"/>
+              </w:rPr>
+              <w:t xml:space="preserve">1,02 mm</w:t>
+            </w:r>
+          </w:p>
+        </w:tc>
+        <w:tc>
+          <w:tcPr>
+            <w:tcW w:type="dxa" w:w="1806"/>
+            <w:tcMar>
+              <w:top w:type="dxa" w:w="60"/>
+              <w:left w:type="dxa" w:w="80"/>
+              <w:bottom w:type="dxa" w:w="60"/>
+              <w:right w:type="dxa" w:w="80"/>
+            </w:tcMar>
+          </w:tcPr>
+          <w:p>
+            <w:pPr>
+              <w:jc w:val="center"/>
+            </w:pPr>
+            <w:r>
+              <w:rPr>
+                <w:rFonts w:ascii="Times New Roman" w:cs="Times New Roman" w:eastAsia="Times New Roman" w:hAnsi="Times New Roman"/>
+                <w:b w:val="false"/>
+                <w:bCs w:val="false"/>
+                <w:sz w:val="21"/>
+                <w:szCs w:val="21"/>
+              </w:rPr>
+              <w:t xml:space="preserve">0,41 μm (10 V)</w:t>
+            </w:r>
+          </w:p>
+        </w:tc>
+        <w:tc>
+          <w:tcPr>
+            <w:tcW w:type="dxa" w:w="1806"/>
+            <w:tcMar>
+              <w:top w:type="dxa" w:w="60"/>
+              <w:left w:type="dxa" w:w="80"/>
+              <w:bottom w:type="dxa" w:w="60"/>
+              <w:right w:type="dxa" w:w="80"/>
+            </w:tcMar>
+          </w:tcPr>
+          <w:p>
+            <w:pPr>
+              <w:jc w:val="center"/>
+            </w:pPr>
+            <w:r>
+              <w:rPr>
+                <w:rFonts w:ascii="Times New Roman" w:cs="Times New Roman" w:eastAsia="Times New Roman" w:hAnsi="Times New Roman"/>
+                <w:b w:val="false"/>
+                <w:bCs w:val="false"/>
+                <w:sz w:val="21"/>
+                <w:szCs w:val="21"/>
+              </w:rPr>
+              <w:t xml:space="preserve">1,59 mm</w:t>
+            </w:r>
+          </w:p>
+        </w:tc>
+        <w:tc>
+          <w:tcPr>
+            <w:tcW w:type="dxa" w:w="1806"/>
+            <w:tcMar>
+              <w:top w:type="dxa" w:w="60"/>
+              <w:left w:type="dxa" w:w="80"/>
+              <w:bottom w:type="dxa" w:w="60"/>
+              <w:right w:type="dxa" w:w="80"/>
+            </w:tcMar>
+          </w:tcPr>
+          <w:p>
+            <w:pPr>
+              <w:jc w:val="center"/>
+            </w:pPr>
+            <w:r>
+              <w:rPr>
+                <w:rFonts w:ascii="Times New Roman" w:cs="Times New Roman" w:eastAsia="Times New Roman" w:hAnsi="Times New Roman"/>
+                <w:b w:val="false"/>
+                <w:bCs w:val="false"/>
+                <w:sz w:val="21"/>
+                <w:szCs w:val="21"/>
+              </w:rPr>
+              <w:t xml:space="preserve">0,56 / 0,83 mm</w:t>
+            </w:r>
+          </w:p>
+        </w:tc>
+      </w:tr>
+      <w:tr>
+        <w:tc>
+          <w:tcPr>
+            <w:tcW w:type="dxa" w:w="1806"/>
+            <w:tcMar>
+              <w:top w:type="dxa" w:w="60"/>
+              <w:left w:type="dxa" w:w="80"/>
+              <w:bottom w:type="dxa" w:w="60"/>
+              <w:right w:type="dxa" w:w="80"/>
+            </w:tcMar>
+          </w:tcPr>
+          <w:p>
+            <w:pPr>
+              <w:jc w:val="center"/>
+            </w:pPr>
+            <w:r>
+              <w:rPr>
+                <w:rFonts w:ascii="Times New Roman" w:cs="Times New Roman" w:eastAsia="Times New Roman" w:hAnsi="Times New Roman"/>
+                <w:b w:val="false"/>
+                <w:bCs w:val="false"/>
+                <w:sz w:val="21"/>
+                <w:szCs w:val="21"/>
+              </w:rPr>
+              <w:t xml:space="preserve">LQG (référence)</w:t>
+            </w:r>
+          </w:p>
+        </w:tc>
+        <w:tc>
+          <w:tcPr>
+            <w:tcW w:type="dxa" w:w="1806"/>
+            <w:tcMar>
+              <w:top w:type="dxa" w:w="60"/>
+              <w:left w:type="dxa" w:w="80"/>
+              <w:bottom w:type="dxa" w:w="60"/>
+              <w:right w:type="dxa" w:w="80"/>
+            </w:tcMar>
+          </w:tcPr>
+          <w:p>
+            <w:pPr>
+              <w:jc w:val="center"/>
+            </w:pPr>
+            <w:r>
+              <w:rPr>
+                <w:rFonts w:ascii="Times New Roman" w:cs="Times New Roman" w:eastAsia="Times New Roman" w:hAnsi="Times New Roman"/>
+                <w:b w:val="false"/>
+                <w:bCs w:val="false"/>
+                <w:sz w:val="21"/>
+                <w:szCs w:val="21"/>
+              </w:rPr>
+              <w:t xml:space="preserve">1,29 mm</w:t>
+            </w:r>
+          </w:p>
+        </w:tc>
+        <w:tc>
+          <w:tcPr>
+            <w:tcW w:type="dxa" w:w="1806"/>
+            <w:tcMar>
+              <w:top w:type="dxa" w:w="60"/>
+              <w:left w:type="dxa" w:w="80"/>
+              <w:bottom w:type="dxa" w:w="60"/>
+              <w:right w:type="dxa" w:w="80"/>
+            </w:tcMar>
+          </w:tcPr>
+          <w:p>
+            <w:pPr>
+              <w:jc w:val="center"/>
+            </w:pPr>
+            <w:r>
+              <w:rPr>
+                <w:rFonts w:ascii="Times New Roman" w:cs="Times New Roman" w:eastAsia="Times New Roman" w:hAnsi="Times New Roman"/>
+                <w:b w:val="false"/>
+                <w:bCs w:val="false"/>
+                <w:sz w:val="21"/>
+                <w:szCs w:val="21"/>
+              </w:rPr>
+              <w:t xml:space="preserve">0,23 μm (18 V)</w:t>
+            </w:r>
+          </w:p>
+        </w:tc>
+        <w:tc>
+          <w:tcPr>
+            <w:tcW w:type="dxa" w:w="1806"/>
+            <w:tcMar>
+              <w:top w:type="dxa" w:w="60"/>
+              <w:left w:type="dxa" w:w="80"/>
+              <w:bottom w:type="dxa" w:w="60"/>
+              <w:right w:type="dxa" w:w="80"/>
+            </w:tcMar>
+          </w:tcPr>
+          <w:p>
+            <w:pPr>
+              <w:jc w:val="center"/>
+            </w:pPr>
+            <w:r>
+              <w:rPr>
+                <w:rFonts w:ascii="Times New Roman" w:cs="Times New Roman" w:eastAsia="Times New Roman" w:hAnsi="Times New Roman"/>
+                <w:b w:val="false"/>
+                <w:bCs w:val="false"/>
+                <w:sz w:val="21"/>
+                <w:szCs w:val="21"/>
+              </w:rPr>
+              <w:t xml:space="preserve">—</w:t>
+            </w:r>
+          </w:p>
+        </w:tc>
+        <w:tc>
+          <w:tcPr>
+            <w:tcW w:type="dxa" w:w="1806"/>
+            <w:tcMar>
+              <w:top w:type="dxa" w:w="60"/>
+              <w:left w:type="dxa" w:w="80"/>
+              <w:bottom w:type="dxa" w:w="60"/>
+              <w:right w:type="dxa" w:w="80"/>
+            </w:tcMar>
+          </w:tcPr>
+          <w:p>
+            <w:pPr>
+              <w:jc w:val="center"/>
+            </w:pPr>
+            <w:r>
+              <w:rPr>
+                <w:rFonts w:ascii="Times New Roman" w:cs="Times New Roman" w:eastAsia="Times New Roman" w:hAnsi="Times New Roman"/>
+                <w:b w:val="false"/>
+                <w:bCs w:val="false"/>
+                <w:sz w:val="21"/>
+                <w:szCs w:val="21"/>
+              </w:rPr>
+              <w:t xml:space="preserve">0,65 / 0,56 mm</w:t>
+            </w:r>
+          </w:p>
+        </w:tc>
+      </w:tr>
+    </w:tbl>
+    <w:p>
+      <w:pPr>
+        <w:spacing w:after="160"/>
+      </w:pPr>
+    </w:p>
+    <w:p>
+      <w:pPr>
+        <w:spacing w:after="120" w:line="300"/>
+        <w:jc w:val="both"/>
+      </w:pPr>
+      <w:r>
+        <w:rPr>
+          <w:rFonts w:ascii="Times New Roman" w:cs="Times New Roman" w:eastAsia="Times New Roman" w:hAnsi="Times New Roman"/>
+          <w:sz w:val="24"/>
+          <w:szCs w:val="24"/>
+        </w:rPr>
+        <w:t xml:space="preserve">La conception sélectionnée est, une fois encore, physiquement parlante : gain assorti au mode 1 (b₀_eff = −0,84), observateur fortement limité en bande (ω_o = 442 rad/s ≈ 70 Hz), fuite marquée (ε = 258 s⁻¹), roll-off vers 1 kHz, ordres λ = 0,79 et μ = 0,62, échelle de gain sélectionnée à l'intérieur de la grille. Trois résultats en découlent, chacun calculé. Premièrement, la profondeur faisable atteint 1,02 mm — cinq fois le correcteur fractionnaire seul, 23 % au-dessus de la meilleure variante parallèle, 79 % de la LQG à modèle complet — avec une frontière linéaire sur la plante raffinée (1,59 mm) qui, fait unique parmi les conceptions agressives de ce chapitre, ne s'effondre pas : les deux métriques redeviennent cohérentes. Deuxièmement, l'état de surface est de classe LQG sans cycle limite : 0,41 μm sous 10 V à 0,15 mm ; à 0,5 mm, ses 1,31 μm sous 47 V passent même sous les 6,1 μm de la LQG saturée. Troisièmement — le résultat le plus significatif — le FADRC ferme le problème de dérive resté ouvert : 0,56 mm faisable à −20 % et 0,83 mm à +20 %, là où la LQG tient 0,65 / 0,56 mm : une robustesse comparable côté bas et supérieure côté haut, obtenue sans aucun modèle de la plante. La leçon architecturale est nette : le LIEU où agit le façonnage fractionnaire importe davantage que sa présence — filtrer les estimées à l'intérieur de la boucle de rejet approfondit la passe ET stabilise la réponse à la dérive, tandis que les mêmes opérateurs sur la mesure brute achètent de la marge au prix de la fragilité de dérive. La figure 3-2 (barres et panneau de dérive) situe le FADRC dans la comparaison d'ensemble.</w:t>
+      </w:r>
+    </w:p>
+    <w:p>
+      <w:pPr>
+        <w:pStyle w:val="Heading2"/>
+        <w:spacing w:after="160" w:before="240"/>
+      </w:pPr>
+      <w:r>
+        <w:rPr>
+          <w:rFonts w:ascii="Times New Roman" w:cs="Times New Roman" w:eastAsia="Times New Roman" w:hAnsi="Times New Roman"/>
+          <w:b/>
+          <w:bCs/>
+          <w:color w:val="000000"/>
+          <w:sz w:val="28"/>
+          <w:szCs w:val="28"/>
+        </w:rPr>
+        <w:t xml:space="preserve">3.10. Conclusion du chapitre</w:t>
+      </w:r>
+    </w:p>
+    <w:p>
+      <w:pPr>
+        <w:spacing w:after="120" w:line="300"/>
+        <w:jc w:val="both"/>
+      </w:pPr>
+      <w:r>
+        <w:rPr>
+          <w:rFonts w:ascii="Times New Roman" w:cs="Times New Roman" w:eastAsia="Times New Roman" w:hAnsi="Times New Roman"/>
+          <w:sz w:val="24"/>
+          <w:szCs w:val="24"/>
+        </w:rPr>
+        <w:t xml:space="preserve">Ce chapitre a développé la stratégie ADRC-FOPID du chapitre 2 et l'a rendue opérante sur la paroi mince flexible, dans le cadre d'analyse le plus exigeant : correcteur et observateur dans la monodromie de Floquet, saturation ±150 V, capteur d'origine non minimum de phase. Le cheminement est entièrement calculé : le portage naïf échoue (l'ESO classique à toutes les bandes, le fractionnaire seul à 0,20 mm) ; quatre développements linéaires — gain signé libre, bande d'observateur, fuite, roll-off — rendent la stratégie viable, d'abord sur une variante parallèle (0,83 mm, puis 0,65 mm avec un état de surface de classe LQG), enfin sur l'architecture série fidèle au chapitre 2, le FADRC, qui domine toutes les variantes de rétroaction de sortie : 1,02 mm faisable, 0,41 μm d'état de surface, frontière linéaire raffinée intacte, et robustesse de dérive bilatérale (0,56 / 0,83 mm) qui ferme le problème resté ouvert — le tout sans modèle de la plante, à 79 % de la profondeur d'une LQG à modèle complet. Trois règles générales s'en dégagent : sur un canal NMP, un observateur de perturbation doit être limité en bande et assorti en signe à un mode dominant, et co-conçu avec son correcteur compagnon (le retrofit est prouvé impossible) ; le lieu du façonnage fractionnaire — sur les estimées plutôt que sur la mesure — décide à la fois de la profondeur et de la robustesse ; et ni une frontière linéaire ni un certificat de robustesse établis sur le modèle de conception ne doivent être crus avant revalidation sur la plante raffinée saturée. Le chapitre suivant lève la dernière contrainte du cadre — le choix imposé du capteur — et porte l'analyse au niveau du procédé complet : co-conception de l'emplacement des transducteurs, capteur colocalisé, enlèvement de matière en cours d'usinage et simulation continue multi-passes.</w:t>
       </w:r>
     </w:p>
     <w:p>
